--- a/templates/empty/adm_act2.docx
+++ b/templates/empty/adm_act2.docx
@@ -13,34 +13,6 @@
           <w:lang w:val="en-US"/>
         </w:rPr>
       </w:pPr>
-      <w:bookmarkStart w:id="0" w:name="_GoBack"/>
-      <w:bookmarkEnd w:id="0"/>
-      <w:r>
-        <w:rPr>
-          <w:b/>
-          <w:sz w:val="29"/>
-          <w:szCs w:val="29"/>
-        </w:rPr>
-        <w:t>{{</w:t>
-      </w:r>
-      <w:proofErr w:type="spellStart"/>
-      <w:r>
-        <w:rPr>
-          <w:b/>
-          <w:sz w:val="29"/>
-          <w:szCs w:val="29"/>
-        </w:rPr>
-        <w:t>order</w:t>
-      </w:r>
-      <w:proofErr w:type="spellEnd"/>
-      <w:r>
-        <w:rPr>
-          <w:b/>
-          <w:sz w:val="29"/>
-          <w:szCs w:val="29"/>
-        </w:rPr>
-        <w:t>}}</w:t>
-      </w:r>
     </w:p>
     <w:p>
       <w:pPr>
@@ -210,15 +182,7 @@
           <w:szCs w:val="29"/>
           <w:lang w:val="uk-UA"/>
         </w:rPr>
-        <w:t>Ми, що підписались нижче, склали дійсний акт про те, що</w:t>
-      </w:r>
-      <w:r>
-        <w:rPr>
-          <w:sz w:val="29"/>
-          <w:szCs w:val="29"/>
-          <w:lang w:val="uk-UA"/>
-        </w:rPr>
-        <w:t xml:space="preserve"> </w:t>
+        <w:t xml:space="preserve">Ми, що підписались нижче, склали дійсний акт про те, що </w:t>
       </w:r>
       <w:r>
         <w:rPr>
@@ -250,43 +214,7 @@
           <w:szCs w:val="29"/>
           <w:lang w:val="uk-UA"/>
         </w:rPr>
-        <w:t xml:space="preserve">мереж </w:t>
-      </w:r>
-      <w:proofErr w:type="spellStart"/>
-      <w:r>
-        <w:rPr>
-          <w:sz w:val="29"/>
-          <w:szCs w:val="29"/>
-          <w:lang w:val="uk-UA"/>
-        </w:rPr>
-        <w:t>Салтівської</w:t>
-      </w:r>
-      <w:proofErr w:type="spellEnd"/>
-      <w:r>
-        <w:rPr>
-          <w:sz w:val="29"/>
-          <w:szCs w:val="29"/>
-          <w:lang w:val="uk-UA"/>
-        </w:rPr>
-        <w:t xml:space="preserve"> філії </w:t>
-      </w:r>
-      <w:proofErr w:type="spellStart"/>
-      <w:r>
-        <w:rPr>
-          <w:sz w:val="29"/>
-          <w:szCs w:val="29"/>
-          <w:lang w:val="uk-UA"/>
-        </w:rPr>
-        <w:t>КП</w:t>
-      </w:r>
-      <w:proofErr w:type="spellEnd"/>
-      <w:r>
-        <w:rPr>
-          <w:sz w:val="29"/>
-          <w:szCs w:val="29"/>
-          <w:lang w:val="uk-UA"/>
-        </w:rPr>
-        <w:t xml:space="preserve"> «Харківські теплові мережі» робіт з </w:t>
+        <w:t xml:space="preserve">мереж Салтівської філії КП «Харківські теплові мережі» робіт з </w:t>
       </w:r>
       <w:r>
         <w:rPr>
@@ -400,23 +328,7 @@
           <w:szCs w:val="29"/>
           <w:lang w:val="uk-UA"/>
         </w:rPr>
-        <w:t xml:space="preserve"> </w:t>
-      </w:r>
-      <w:r>
-        <w:rPr>
-          <w:sz w:val="29"/>
-          <w:szCs w:val="29"/>
-          <w:lang w:val="uk-UA"/>
-        </w:rPr>
-        <w:t>за</w:t>
-      </w:r>
-      <w:r>
-        <w:rPr>
-          <w:sz w:val="29"/>
-          <w:szCs w:val="29"/>
-          <w:lang w:val="uk-UA"/>
-        </w:rPr>
-        <w:t xml:space="preserve"> адресою:</w:t>
+        <w:t xml:space="preserve"> за адресою:</w:t>
       </w:r>
     </w:p>
     <w:tbl>
@@ -430,7 +342,7 @@
           <w:insideH w:val="single" w:sz="4" w:space="0" w:color="000000"/>
           <w:insideV w:val="single" w:sz="4" w:space="0" w:color="000000"/>
         </w:tblBorders>
-        <w:tblLook w:val="04A0"/>
+        <w:tblLook w:val="00A0"/>
       </w:tblPr>
       <w:tblGrid>
         <w:gridCol w:w="10215"/>
@@ -440,9 +352,9 @@
           <w:tcPr>
             <w:tcW w:w="10421" w:type="dxa"/>
             <w:tcBorders>
-              <w:top w:val="single" w:sz="4" w:space="0" w:color="FFFFFF" w:themeColor="background1"/>
-              <w:left w:val="single" w:sz="4" w:space="0" w:color="FFFFFF" w:themeColor="background1"/>
-              <w:right w:val="single" w:sz="4" w:space="0" w:color="FFFFFF" w:themeColor="background1"/>
+              <w:top w:val="single" w:sz="4" w:space="0" w:color="FFFFFF"/>
+              <w:left w:val="single" w:sz="4" w:space="0" w:color="FFFFFF"/>
+              <w:right w:val="single" w:sz="4" w:space="0" w:color="FFFFFF"/>
             </w:tcBorders>
             <w:tcMar>
               <w:left w:w="0" w:type="dxa"/>
@@ -537,7 +449,7 @@
     <w:tbl>
       <w:tblPr>
         <w:tblW w:w="10456" w:type="dxa"/>
-        <w:tblLook w:val="04A0"/>
+        <w:tblLook w:val="00A0"/>
       </w:tblPr>
       <w:tblGrid>
         <w:gridCol w:w="6951"/>
@@ -604,25 +516,7 @@
                 <w:szCs w:val="29"/>
                 <w:lang w:val="uk-UA"/>
               </w:rPr>
-              <w:t xml:space="preserve">Адміністрації </w:t>
-            </w:r>
-            <w:proofErr w:type="spellStart"/>
-            <w:r>
-              <w:rPr>
-                <w:sz w:val="29"/>
-                <w:szCs w:val="29"/>
-                <w:lang w:val="uk-UA"/>
-              </w:rPr>
-              <w:t>Салтівського</w:t>
-            </w:r>
-            <w:proofErr w:type="spellEnd"/>
-            <w:r>
-              <w:rPr>
-                <w:sz w:val="29"/>
-                <w:szCs w:val="29"/>
-                <w:lang w:val="uk-UA"/>
-              </w:rPr>
-              <w:t xml:space="preserve"> району </w:t>
+              <w:t xml:space="preserve">Адміністрації Салтівського району </w:t>
             </w:r>
           </w:p>
           <w:p>
@@ -722,53 +616,25 @@
                 <w:szCs w:val="29"/>
                 <w:lang w:val="uk-UA"/>
               </w:rPr>
-              <w:t xml:space="preserve">з питань водопостачання </w:t>
-            </w:r>
-            <w:proofErr w:type="spellStart"/>
-            <w:r>
-              <w:rPr>
-                <w:sz w:val="29"/>
-                <w:szCs w:val="29"/>
-                <w:lang w:val="uk-UA"/>
-              </w:rPr>
-              <w:t>Салтівської</w:t>
-            </w:r>
-            <w:proofErr w:type="spellEnd"/>
-            <w:r>
-              <w:rPr>
-                <w:sz w:val="29"/>
-                <w:szCs w:val="29"/>
-                <w:lang w:val="uk-UA"/>
-              </w:rPr>
-              <w:t xml:space="preserve"> філії </w:t>
-            </w:r>
-          </w:p>
-          <w:p>
-            <w:pPr>
-              <w:spacing w:line="276" w:lineRule="auto"/>
-              <w:rPr>
-                <w:sz w:val="29"/>
-                <w:szCs w:val="29"/>
-                <w:lang w:val="uk-UA"/>
-              </w:rPr>
-            </w:pPr>
-            <w:proofErr w:type="spellStart"/>
-            <w:r>
-              <w:rPr>
-                <w:sz w:val="29"/>
-                <w:szCs w:val="29"/>
-                <w:lang w:val="uk-UA"/>
-              </w:rPr>
-              <w:t>КП</w:t>
-            </w:r>
-            <w:proofErr w:type="spellEnd"/>
-            <w:r>
-              <w:rPr>
-                <w:sz w:val="29"/>
-                <w:szCs w:val="29"/>
-                <w:lang w:val="uk-UA"/>
-              </w:rPr>
-              <w:t xml:space="preserve"> «Харківські теплові мережі»</w:t>
+              <w:t xml:space="preserve">з питань водопостачання Салтівської філії </w:t>
+            </w:r>
+          </w:p>
+          <w:p>
+            <w:pPr>
+              <w:spacing w:line="276" w:lineRule="auto"/>
+              <w:rPr>
+                <w:sz w:val="29"/>
+                <w:szCs w:val="29"/>
+                <w:lang w:val="uk-UA"/>
+              </w:rPr>
+            </w:pPr>
+            <w:r>
+              <w:rPr>
+                <w:sz w:val="29"/>
+                <w:szCs w:val="29"/>
+                <w:lang w:val="uk-UA"/>
+              </w:rPr>
+              <w:t>КП «Харківські теплові мережі»</w:t>
             </w:r>
           </w:p>
         </w:tc>
@@ -793,18 +659,8 @@
                 <w:szCs w:val="29"/>
                 <w:lang w:val="uk-UA"/>
               </w:rPr>
-              <w:t xml:space="preserve">В.М. </w:t>
-            </w:r>
-            <w:proofErr w:type="spellStart"/>
-            <w:r>
-              <w:rPr>
-                <w:sz w:val="29"/>
-                <w:szCs w:val="29"/>
-                <w:lang w:val="uk-UA"/>
-              </w:rPr>
-              <w:t>Глущенко</w:t>
-            </w:r>
-            <w:proofErr w:type="spellEnd"/>
+              <w:t>В.М. Глущенко</w:t>
+            </w:r>
           </w:p>
         </w:tc>
       </w:tr>
@@ -883,69 +739,30 @@
                 <w:lang w:val="uk-UA"/>
               </w:rPr>
             </w:pPr>
-            <w:proofErr w:type="spellStart"/>
-            <w:r>
-              <w:rPr>
-                <w:sz w:val="29"/>
-                <w:szCs w:val="29"/>
-                <w:lang w:val="uk-UA"/>
-              </w:rPr>
-              <w:t>Салтівського</w:t>
-            </w:r>
-            <w:proofErr w:type="spellEnd"/>
-            <w:r>
-              <w:rPr>
-                <w:sz w:val="29"/>
-                <w:szCs w:val="29"/>
-                <w:lang w:val="uk-UA"/>
-              </w:rPr>
-              <w:t xml:space="preserve"> району</w:t>
-            </w:r>
-          </w:p>
-          <w:p>
-            <w:pPr>
-              <w:spacing w:line="276" w:lineRule="auto"/>
-              <w:rPr>
-                <w:sz w:val="29"/>
-                <w:szCs w:val="29"/>
-                <w:lang w:val="en-US"/>
-              </w:rPr>
-            </w:pPr>
-            <w:proofErr w:type="spellStart"/>
-            <w:r>
-              <w:rPr>
-                <w:sz w:val="29"/>
-                <w:szCs w:val="29"/>
-                <w:lang w:val="uk-UA"/>
-              </w:rPr>
-              <w:t>КП</w:t>
-            </w:r>
-            <w:proofErr w:type="spellEnd"/>
-            <w:r>
-              <w:rPr>
-                <w:sz w:val="29"/>
-                <w:szCs w:val="29"/>
-                <w:lang w:val="uk-UA"/>
-              </w:rPr>
-              <w:t xml:space="preserve"> «</w:t>
-            </w:r>
-            <w:proofErr w:type="spellStart"/>
-            <w:r>
-              <w:rPr>
-                <w:sz w:val="29"/>
-                <w:szCs w:val="29"/>
-                <w:lang w:val="uk-UA"/>
-              </w:rPr>
-              <w:t>Житлокомсервіс</w:t>
-            </w:r>
-            <w:proofErr w:type="spellEnd"/>
-            <w:r>
-              <w:rPr>
-                <w:sz w:val="29"/>
-                <w:szCs w:val="29"/>
-                <w:lang w:val="uk-UA"/>
-              </w:rPr>
-              <w:t>»</w:t>
+            <w:r>
+              <w:rPr>
+                <w:sz w:val="29"/>
+                <w:szCs w:val="29"/>
+                <w:lang w:val="uk-UA"/>
+              </w:rPr>
+              <w:t>Салтівського району</w:t>
+            </w:r>
+          </w:p>
+          <w:p>
+            <w:pPr>
+              <w:spacing w:line="276" w:lineRule="auto"/>
+              <w:rPr>
+                <w:sz w:val="29"/>
+                <w:szCs w:val="29"/>
+              </w:rPr>
+            </w:pPr>
+            <w:r>
+              <w:rPr>
+                <w:sz w:val="29"/>
+                <w:szCs w:val="29"/>
+                <w:lang w:val="uk-UA"/>
+              </w:rPr>
+              <w:t>КП «Житлокомсервіс»</w:t>
             </w:r>
           </w:p>
         </w:tc>
@@ -1051,59 +868,30 @@
                 <w:lang w:val="uk-UA"/>
               </w:rPr>
             </w:pPr>
-            <w:proofErr w:type="spellStart"/>
-            <w:r>
-              <w:rPr>
-                <w:sz w:val="29"/>
-                <w:szCs w:val="29"/>
-                <w:lang w:val="uk-UA"/>
-              </w:rPr>
-              <w:t>Салтівського</w:t>
-            </w:r>
-            <w:proofErr w:type="spellEnd"/>
-            <w:r>
-              <w:rPr>
-                <w:sz w:val="29"/>
-                <w:szCs w:val="29"/>
-                <w:lang w:val="uk-UA"/>
-              </w:rPr>
-              <w:t xml:space="preserve"> району</w:t>
-            </w:r>
-          </w:p>
-          <w:p>
-            <w:pPr>
-              <w:spacing w:line="276" w:lineRule="auto"/>
-              <w:rPr>
-                <w:sz w:val="29"/>
-                <w:szCs w:val="29"/>
-                <w:lang w:val="en-US"/>
-              </w:rPr>
-            </w:pPr>
-            <w:r>
-              <w:rPr>
-                <w:sz w:val="29"/>
-                <w:szCs w:val="29"/>
-                <w:lang w:val="uk-UA"/>
-              </w:rPr>
-              <w:t xml:space="preserve">філії «БЛАГОУСТРІЙ» </w:t>
-            </w:r>
-            <w:proofErr w:type="spellStart"/>
-            <w:r>
-              <w:rPr>
-                <w:sz w:val="29"/>
-                <w:szCs w:val="29"/>
-                <w:lang w:val="uk-UA"/>
-              </w:rPr>
-              <w:t>КП</w:t>
-            </w:r>
-            <w:proofErr w:type="spellEnd"/>
-            <w:r>
-              <w:rPr>
-                <w:sz w:val="29"/>
-                <w:szCs w:val="29"/>
-                <w:lang w:val="uk-UA"/>
-              </w:rPr>
-              <w:t xml:space="preserve"> «ШЛЯХРЕМБУД»</w:t>
+            <w:r>
+              <w:rPr>
+                <w:sz w:val="29"/>
+                <w:szCs w:val="29"/>
+                <w:lang w:val="uk-UA"/>
+              </w:rPr>
+              <w:t>Салтівського району</w:t>
+            </w:r>
+          </w:p>
+          <w:p>
+            <w:pPr>
+              <w:spacing w:line="276" w:lineRule="auto"/>
+              <w:rPr>
+                <w:sz w:val="29"/>
+                <w:szCs w:val="29"/>
+              </w:rPr>
+            </w:pPr>
+            <w:r>
+              <w:rPr>
+                <w:sz w:val="29"/>
+                <w:szCs w:val="29"/>
+                <w:lang w:val="uk-UA"/>
+              </w:rPr>
+              <w:t>філії «БЛАГОУСТРІЙ» КП «ШЛЯХРЕМБУД»</w:t>
             </w:r>
           </w:p>
         </w:tc>
@@ -1292,6 +1080,8 @@
     <w:rPrDefault>
       <w:rPr>
         <w:rFonts w:ascii="Calibri" w:eastAsia="Calibri" w:hAnsi="Calibri" w:cs="Times New Roman"/>
+        <w:sz w:val="22"/>
+        <w:szCs w:val="22"/>
         <w:lang w:val="ru-RU" w:eastAsia="ru-RU" w:bidi="ar-SA"/>
       </w:rPr>
     </w:rPrDefault>
@@ -1323,7 +1113,7 @@
     <w:lsdException w:name="Subtitle" w:locked="1" w:semiHidden="0" w:uiPriority="0" w:unhideWhenUsed="0" w:qFormat="1"/>
     <w:lsdException w:name="Strong" w:locked="1" w:semiHidden="0" w:uiPriority="0" w:unhideWhenUsed="0" w:qFormat="1"/>
     <w:lsdException w:name="Emphasis" w:locked="1" w:semiHidden="0" w:uiPriority="0" w:unhideWhenUsed="0" w:qFormat="1"/>
-    <w:lsdException w:name="Table Grid" w:locked="1" w:semiHidden="0" w:uiPriority="59" w:unhideWhenUsed="0"/>
+    <w:lsdException w:name="Table Grid" w:locked="1" w:semiHidden="0" w:uiPriority="0" w:unhideWhenUsed="0"/>
     <w:lsdException w:name="Placeholder Text" w:unhideWhenUsed="0"/>
     <w:lsdException w:name="No Spacing" w:semiHidden="0" w:uiPriority="1" w:unhideWhenUsed="0" w:qFormat="1"/>
     <w:lsdException w:name="Light Shading" w:semiHidden="0" w:uiPriority="60" w:unhideWhenUsed="0"/>
@@ -1436,7 +1226,7 @@
     <w:lsdException w:name="Bibliography" w:uiPriority="37"/>
     <w:lsdException w:name="TOC Heading" w:uiPriority="39" w:qFormat="1"/>
   </w:latentStyles>
-  <w:style w:type="paragraph" w:default="1" w:styleId="a">
+  <w:style w:type="paragraph" w:default="1" w:styleId="Normal">
     <w:name w:val="Normal"/>
     <w:qFormat/>
     <w:rsid w:val="001D625D"/>
@@ -1446,16 +1236,17 @@
     <w:rPr>
       <w:rFonts w:ascii="Times New Roman" w:eastAsia="Times New Roman" w:hAnsi="Times New Roman"/>
       <w:color w:val="000000"/>
+      <w:sz w:val="20"/>
+      <w:szCs w:val="20"/>
       <w:lang w:eastAsia="ar-SA"/>
     </w:rPr>
   </w:style>
-  <w:style w:type="character" w:default="1" w:styleId="a0">
+  <w:style w:type="character" w:default="1" w:styleId="DefaultParagraphFont">
     <w:name w:val="Default Paragraph Font"/>
-    <w:uiPriority w:val="1"/>
+    <w:uiPriority w:val="99"/>
     <w:semiHidden/>
-    <w:unhideWhenUsed/>
   </w:style>
-  <w:style w:type="table" w:default="1" w:styleId="a1">
+  <w:style w:type="table" w:default="1" w:styleId="TableNormal">
     <w:name w:val="Normal Table"/>
     <w:uiPriority w:val="99"/>
     <w:semiHidden/>
@@ -1471,19 +1262,21 @@
       </w:tblCellMar>
     </w:tblPr>
   </w:style>
-  <w:style w:type="numbering" w:default="1" w:styleId="a2">
+  <w:style w:type="numbering" w:default="1" w:styleId="NoList">
     <w:name w:val="No List"/>
     <w:uiPriority w:val="99"/>
     <w:semiHidden/>
     <w:unhideWhenUsed/>
   </w:style>
-  <w:style w:type="table" w:styleId="a3">
+  <w:style w:type="table" w:styleId="TableGrid">
     <w:name w:val="Table Grid"/>
-    <w:basedOn w:val="a1"/>
-    <w:uiPriority w:val="59"/>
+    <w:basedOn w:val="TableNormal"/>
+    <w:uiPriority w:val="99"/>
     <w:locked/>
     <w:rsid w:val="00A34672"/>
     <w:rPr>
+      <w:sz w:val="20"/>
+      <w:szCs w:val="20"/>
       <w:lang w:eastAsia="en-US"/>
     </w:rPr>
     <w:tblPr>
@@ -1788,16 +1581,4 @@
   <a:objectDefaults/>
   <a:extraClrSchemeLst/>
 </a:theme>
-</file>
-
-<file path=customXml/item1.xml><?xml version="1.0" encoding="utf-8"?>
-<b:Sources xmlns:b="http://schemas.openxmlformats.org/officeDocument/2006/bibliography" xmlns="http://schemas.openxmlformats.org/officeDocument/2006/bibliography" SelectedStyle="\GB.XSL" StyleName="GB7714"/>
-</file>
-
-<file path=customXml/itemProps1.xml><?xml version="1.0" encoding="utf-8"?>
-<ds:datastoreItem xmlns:ds="http://schemas.openxmlformats.org/officeDocument/2006/customXml" ds:itemID="{FD78F793-30BA-4E64-BF25-AD5EFE69D120}">
-  <ds:schemaRefs>
-    <ds:schemaRef ds:uri="http://schemas.openxmlformats.org/officeDocument/2006/bibliography"/>
-  </ds:schemaRefs>
-</ds:datastoreItem>
 </file>